--- a/tfl/tables/T-VS-01.docx
+++ b/tfl/tables/T-VS-01.docx
@@ -4564,7 +4564,7 @@
           <w:szCs w:val="14"/>
           <w:color w:val="C0392B"/>
         </w:rPr>
-        <w:t xml:space="preserve">DRAFT — produced 2026-05-17 — synthetic data, NOT for regulatory submission</w:t>
+        <w:t xml:space="preserve">DRAFT — produced 2026-06-05 — synthetic data, NOT for regulatory submission</w:t>
       </w:r>
     </w:p>
     <w:sectPr>

--- a/tfl/tables/T-VS-01.docx
+++ b/tfl/tables/T-VS-01.docx
@@ -4564,7 +4564,7 @@
           <w:szCs w:val="14"/>
           <w:color w:val="C0392B"/>
         </w:rPr>
-        <w:t xml:space="preserve">DRAFT — produced 2026-06-05 — synthetic data, NOT for regulatory submission</w:t>
+        <w:t xml:space="preserve">DRAFT — produced 2026-07-19 — synthetic data, NOT for regulatory submission</w:t>
       </w:r>
     </w:p>
     <w:sectPr>

--- a/tfl/tables/T-VS-01.docx
+++ b/tfl/tables/T-VS-01.docx
@@ -654,7 +654,7 @@
                 <w:szCs w:val="18"/>
                 <w:color w:val="000000"/>
               </w:rPr>
-              <w:t xml:space="preserve">-0.0 (6.2) (n=225)</w:t>
+              <w:t xml:space="preserve">-0.0 (13.1) (n=51)</w:t>
             </w:r>
           </w:p>
         </w:tc>
@@ -709,7 +709,7 @@
                 <w:szCs w:val="18"/>
                 <w:color w:val="000000"/>
               </w:rPr>
-              <w:t xml:space="preserve">0.1 (6.3) (n=224)</w:t>
+              <w:t xml:space="preserve">0.6 (12.7) (n=58)</w:t>
             </w:r>
           </w:p>
         </w:tc>
@@ -1334,7 +1334,7 @@
                 <w:szCs w:val="18"/>
                 <w:color w:val="000000"/>
               </w:rPr>
-              <w:t xml:space="preserve">0.5 (8.8) (n=225)</w:t>
+              <w:t xml:space="preserve">2.6 (18.7) (n=51)</w:t>
             </w:r>
           </w:p>
         </w:tc>
@@ -1389,7 +1389,7 @@
                 <w:szCs w:val="18"/>
                 <w:color w:val="000000"/>
               </w:rPr>
-              <w:t xml:space="preserve">0.1 (9.1) (n=224)</w:t>
+              <w:t xml:space="preserve">0.9 (18.6) (n=58)</w:t>
             </w:r>
           </w:p>
         </w:tc>
@@ -2014,7 +2014,7 @@
                 <w:szCs w:val="18"/>
                 <w:color w:val="000000"/>
               </w:rPr>
-              <w:t xml:space="preserve">-0.1 (1.4) (n=225)</w:t>
+              <w:t xml:space="preserve">-0.5 (3.0) (n=51)</w:t>
             </w:r>
           </w:p>
         </w:tc>
@@ -2069,7 +2069,7 @@
                 <w:szCs w:val="18"/>
                 <w:color w:val="000000"/>
               </w:rPr>
-              <w:t xml:space="preserve">0.1 (1.3) (n=224)</w:t>
+              <w:t xml:space="preserve">0.2 (2.5) (n=58)</w:t>
             </w:r>
           </w:p>
         </w:tc>
@@ -2694,7 +2694,7 @@
                 <w:szCs w:val="18"/>
                 <w:color w:val="000000"/>
               </w:rPr>
-              <w:t xml:space="preserve">0.2 (8.5) (n=225)</w:t>
+              <w:t xml:space="preserve">1.0 (18.0) (n=51)</w:t>
             </w:r>
           </w:p>
         </w:tc>
@@ -2749,7 +2749,7 @@
                 <w:szCs w:val="18"/>
                 <w:color w:val="000000"/>
               </w:rPr>
-              <w:t xml:space="preserve">0.4 (11.1) (n=224)</w:t>
+              <w:t xml:space="preserve">1.3 (22.0) (n=58)</w:t>
             </w:r>
           </w:p>
         </w:tc>
@@ -3374,7 +3374,7 @@
                 <w:szCs w:val="18"/>
                 <w:color w:val="000000"/>
               </w:rPr>
-              <w:t xml:space="preserve">0.0 (0.3) (n=225)</w:t>
+              <w:t xml:space="preserve">0.1 (0.6) (n=51)</w:t>
             </w:r>
           </w:p>
         </w:tc>
@@ -3429,7 +3429,7 @@
                 <w:szCs w:val="18"/>
                 <w:color w:val="000000"/>
               </w:rPr>
-              <w:t xml:space="preserve">0.0 (0.3) (n=224)</w:t>
+              <w:t xml:space="preserve">0.0 (0.5) (n=58)</w:t>
             </w:r>
           </w:p>
         </w:tc>
@@ -4054,7 +4054,7 @@
                 <w:szCs w:val="18"/>
                 <w:color w:val="000000"/>
               </w:rPr>
-              <w:t xml:space="preserve">-0.0 (0.0) (n=225)</w:t>
+              <w:t xml:space="preserve">-0.0 (0.1) (n=51)</w:t>
             </w:r>
           </w:p>
         </w:tc>
@@ -4109,7 +4109,7 @@
                 <w:szCs w:val="18"/>
                 <w:color w:val="000000"/>
               </w:rPr>
-              <w:t xml:space="preserve">-0.0 (0.1) (n=224)</w:t>
+              <w:t xml:space="preserve">-0.1 (0.1) (n=58)</w:t>
             </w:r>
           </w:p>
         </w:tc>
